--- a/supplementary/tables_word/Table_3_Top_Causal_Master_Regulators.docx
+++ b/supplementary/tables_word/Table_3_Top_Causal_Master_Regulators.docx
@@ -4,23 +4,7 @@
   <w:body>
     <w:p>
       <w:pPr>
-        <w:spacing w:before="80" w:after="80" w:line="276" w:lineRule="auto"/>
-        <w:jc w:val="both"/>
-      </w:pPr>
-      <w:r>
-        <w:rPr>
-          <w:rFonts w:ascii="Times New Roman" w:hAnsi="Times New Roman"/>
-          <w:b/>
-          <w:i w:val="0"/>
-          <w:color w:val="000000"/>
-          <w:sz w:val="24"/>
-        </w:rPr>
-        <w:t>Supplementary Table S3</w:t>
-      </w:r>
-    </w:p>
-    <w:p>
-      <w:pPr>
-        <w:spacing w:before="80" w:after="80" w:line="276" w:lineRule="auto"/>
+        <w:spacing w:before="0" w:after="120" w:line="276" w:lineRule="auto"/>
         <w:jc w:val="both"/>
       </w:pPr>
       <w:r>
@@ -66,10 +50,10 @@
             <w:tcW w:type="dxa" w:w="2160"/>
             <w:vAlign w:val="center"/>
             <w:tcMar>
-              <w:top w:w="90" w:type="dxa"/>
-              <w:bottom w:w="90" w:type="dxa"/>
-              <w:left w:w="130" w:type="dxa"/>
-              <w:right w:w="130" w:type="dxa"/>
+              <w:top w:w="70" w:type="dxa"/>
+              <w:bottom w:w="70" w:type="dxa"/>
+              <w:left w:w="100" w:type="dxa"/>
+              <w:right w:w="100" w:type="dxa"/>
             </w:tcMar>
           </w:tcPr>
           <w:p>
@@ -83,7 +67,7 @@
                 <w:rFonts w:ascii="Times New Roman" w:hAnsi="Times New Roman"/>
                 <w:b/>
                 <w:color w:val="000000"/>
-                <w:sz w:val="19"/>
+                <w:sz w:val="17"/>
               </w:rPr>
               <w:t>Transcription Factor</w:t>
             </w:r>
@@ -94,10 +78,10 @@
             <w:tcW w:type="dxa" w:w="2160"/>
             <w:vAlign w:val="center"/>
             <w:tcMar>
-              <w:top w:w="90" w:type="dxa"/>
-              <w:bottom w:w="90" w:type="dxa"/>
-              <w:left w:w="130" w:type="dxa"/>
-              <w:right w:w="130" w:type="dxa"/>
+              <w:top w:w="70" w:type="dxa"/>
+              <w:bottom w:w="70" w:type="dxa"/>
+              <w:left w:w="100" w:type="dxa"/>
+              <w:right w:w="100" w:type="dxa"/>
             </w:tcMar>
           </w:tcPr>
           <w:p>
@@ -111,7 +95,7 @@
                 <w:rFonts w:ascii="Times New Roman" w:hAnsi="Times New Roman"/>
                 <w:b/>
                 <w:color w:val="000000"/>
-                <w:sz w:val="19"/>
+                <w:sz w:val="17"/>
               </w:rPr>
               <w:t>Controlled Enhancers</w:t>
             </w:r>
@@ -122,10 +106,10 @@
             <w:tcW w:type="dxa" w:w="2160"/>
             <w:vAlign w:val="center"/>
             <w:tcMar>
-              <w:top w:w="90" w:type="dxa"/>
-              <w:bottom w:w="90" w:type="dxa"/>
-              <w:left w:w="130" w:type="dxa"/>
-              <w:right w:w="130" w:type="dxa"/>
+              <w:top w:w="70" w:type="dxa"/>
+              <w:bottom w:w="70" w:type="dxa"/>
+              <w:left w:w="100" w:type="dxa"/>
+              <w:right w:w="100" w:type="dxa"/>
             </w:tcMar>
           </w:tcPr>
           <w:p>
@@ -139,7 +123,7 @@
                 <w:rFonts w:ascii="Times New Roman" w:hAnsi="Times New Roman"/>
                 <w:b/>
                 <w:color w:val="000000"/>
-                <w:sz w:val="19"/>
+                <w:sz w:val="17"/>
               </w:rPr>
               <w:t>Target Genes</w:t>
             </w:r>
@@ -150,10 +134,10 @@
             <w:tcW w:type="dxa" w:w="2160"/>
             <w:vAlign w:val="center"/>
             <w:tcMar>
-              <w:top w:w="90" w:type="dxa"/>
-              <w:bottom w:w="90" w:type="dxa"/>
-              <w:left w:w="130" w:type="dxa"/>
-              <w:right w:w="130" w:type="dxa"/>
+              <w:top w:w="70" w:type="dxa"/>
+              <w:bottom w:w="70" w:type="dxa"/>
+              <w:left w:w="100" w:type="dxa"/>
+              <w:right w:w="100" w:type="dxa"/>
             </w:tcMar>
           </w:tcPr>
           <w:p>
@@ -167,7 +151,7 @@
                 <w:rFonts w:ascii="Times New Roman" w:hAnsi="Times New Roman"/>
                 <w:b/>
                 <w:color w:val="000000"/>
-                <w:sz w:val="19"/>
+                <w:sz w:val="17"/>
               </w:rPr>
               <w:t>Total Causal Edges</w:t>
             </w:r>
@@ -178,10 +162,10 @@
             <w:tcW w:type="dxa" w:w="2160"/>
             <w:vAlign w:val="center"/>
             <w:tcMar>
-              <w:top w:w="90" w:type="dxa"/>
-              <w:bottom w:w="90" w:type="dxa"/>
-              <w:left w:w="130" w:type="dxa"/>
-              <w:right w:w="130" w:type="dxa"/>
+              <w:top w:w="70" w:type="dxa"/>
+              <w:bottom w:w="70" w:type="dxa"/>
+              <w:left w:w="100" w:type="dxa"/>
+              <w:right w:w="100" w:type="dxa"/>
             </w:tcMar>
           </w:tcPr>
           <w:p>
@@ -195,7 +179,7 @@
                 <w:rFonts w:ascii="Times New Roman" w:hAnsi="Times New Roman"/>
                 <w:b/>
                 <w:color w:val="000000"/>
-                <w:sz w:val="19"/>
+                <w:sz w:val="17"/>
               </w:rPr>
               <w:t>Mean Causal Weight</w:t>
             </w:r>
@@ -206,10 +190,10 @@
             <w:tcW w:type="dxa" w:w="2160"/>
             <w:vAlign w:val="center"/>
             <w:tcMar>
-              <w:top w:w="90" w:type="dxa"/>
-              <w:bottom w:w="90" w:type="dxa"/>
-              <w:left w:w="130" w:type="dxa"/>
-              <w:right w:w="130" w:type="dxa"/>
+              <w:top w:w="70" w:type="dxa"/>
+              <w:bottom w:w="70" w:type="dxa"/>
+              <w:left w:w="100" w:type="dxa"/>
+              <w:right w:w="100" w:type="dxa"/>
             </w:tcMar>
           </w:tcPr>
           <w:p>
@@ -223,7 +207,7 @@
                 <w:rFonts w:ascii="Times New Roman" w:hAnsi="Times New Roman"/>
                 <w:b/>
                 <w:color w:val="000000"/>
-                <w:sz w:val="19"/>
+                <w:sz w:val="17"/>
               </w:rPr>
               <w:t>Max Causal Weight</w:t>
             </w:r>
@@ -236,10 +220,10 @@
             <w:tcW w:type="dxa" w:w="2160"/>
             <w:vAlign w:val="center"/>
             <w:tcMar>
-              <w:top w:w="90" w:type="dxa"/>
-              <w:bottom w:w="90" w:type="dxa"/>
-              <w:left w:w="130" w:type="dxa"/>
-              <w:right w:w="130" w:type="dxa"/>
+              <w:top w:w="70" w:type="dxa"/>
+              <w:bottom w:w="70" w:type="dxa"/>
+              <w:left w:w="100" w:type="dxa"/>
+              <w:right w:w="100" w:type="dxa"/>
             </w:tcMar>
           </w:tcPr>
           <w:p>
@@ -253,7 +237,7 @@
                 <w:rFonts w:ascii="Times New Roman" w:hAnsi="Times New Roman"/>
                 <w:b w:val="0"/>
                 <w:color w:val="000000"/>
-                <w:sz w:val="19"/>
+                <w:sz w:val="17"/>
               </w:rPr>
               <w:t>CTCF</w:t>
             </w:r>
@@ -264,10 +248,10 @@
             <w:tcW w:type="dxa" w:w="2160"/>
             <w:vAlign w:val="center"/>
             <w:tcMar>
-              <w:top w:w="90" w:type="dxa"/>
-              <w:bottom w:w="90" w:type="dxa"/>
-              <w:left w:w="130" w:type="dxa"/>
-              <w:right w:w="130" w:type="dxa"/>
+              <w:top w:w="70" w:type="dxa"/>
+              <w:bottom w:w="70" w:type="dxa"/>
+              <w:left w:w="100" w:type="dxa"/>
+              <w:right w:w="100" w:type="dxa"/>
             </w:tcMar>
           </w:tcPr>
           <w:p>
@@ -281,7 +265,7 @@
                 <w:rFonts w:ascii="Times New Roman" w:hAnsi="Times New Roman"/>
                 <w:b w:val="0"/>
                 <w:color w:val="000000"/>
-                <w:sz w:val="19"/>
+                <w:sz w:val="17"/>
               </w:rPr>
               <w:t>106</w:t>
             </w:r>
@@ -292,10 +276,10 @@
             <w:tcW w:type="dxa" w:w="2160"/>
             <w:vAlign w:val="center"/>
             <w:tcMar>
-              <w:top w:w="90" w:type="dxa"/>
-              <w:bottom w:w="90" w:type="dxa"/>
-              <w:left w:w="130" w:type="dxa"/>
-              <w:right w:w="130" w:type="dxa"/>
+              <w:top w:w="70" w:type="dxa"/>
+              <w:bottom w:w="70" w:type="dxa"/>
+              <w:left w:w="100" w:type="dxa"/>
+              <w:right w:w="100" w:type="dxa"/>
             </w:tcMar>
           </w:tcPr>
           <w:p>
@@ -309,7 +293,7 @@
                 <w:rFonts w:ascii="Times New Roman" w:hAnsi="Times New Roman"/>
                 <w:b w:val="0"/>
                 <w:color w:val="000000"/>
-                <w:sz w:val="19"/>
+                <w:sz w:val="17"/>
               </w:rPr>
               <w:t>2228</w:t>
             </w:r>
@@ -320,10 +304,10 @@
             <w:tcW w:type="dxa" w:w="2160"/>
             <w:vAlign w:val="center"/>
             <w:tcMar>
-              <w:top w:w="90" w:type="dxa"/>
-              <w:bottom w:w="90" w:type="dxa"/>
-              <w:left w:w="130" w:type="dxa"/>
-              <w:right w:w="130" w:type="dxa"/>
+              <w:top w:w="70" w:type="dxa"/>
+              <w:bottom w:w="70" w:type="dxa"/>
+              <w:left w:w="100" w:type="dxa"/>
+              <w:right w:w="100" w:type="dxa"/>
             </w:tcMar>
           </w:tcPr>
           <w:p>
@@ -337,7 +321,7 @@
                 <w:rFonts w:ascii="Times New Roman" w:hAnsi="Times New Roman"/>
                 <w:b w:val="0"/>
                 <w:color w:val="000000"/>
-                <w:sz w:val="19"/>
+                <w:sz w:val="17"/>
               </w:rPr>
               <w:t>118738</w:t>
             </w:r>
@@ -348,10 +332,10 @@
             <w:tcW w:type="dxa" w:w="2160"/>
             <w:vAlign w:val="center"/>
             <w:tcMar>
-              <w:top w:w="90" w:type="dxa"/>
-              <w:bottom w:w="90" w:type="dxa"/>
-              <w:left w:w="130" w:type="dxa"/>
-              <w:right w:w="130" w:type="dxa"/>
+              <w:top w:w="70" w:type="dxa"/>
+              <w:bottom w:w="70" w:type="dxa"/>
+              <w:left w:w="100" w:type="dxa"/>
+              <w:right w:w="100" w:type="dxa"/>
             </w:tcMar>
           </w:tcPr>
           <w:p>
@@ -365,7 +349,7 @@
                 <w:rFonts w:ascii="Times New Roman" w:hAnsi="Times New Roman"/>
                 <w:b w:val="0"/>
                 <w:color w:val="000000"/>
-                <w:sz w:val="19"/>
+                <w:sz w:val="17"/>
               </w:rPr>
               <w:t>2.30</w:t>
             </w:r>
@@ -376,10 +360,10 @@
             <w:tcW w:type="dxa" w:w="2160"/>
             <w:vAlign w:val="center"/>
             <w:tcMar>
-              <w:top w:w="90" w:type="dxa"/>
-              <w:bottom w:w="90" w:type="dxa"/>
-              <w:left w:w="130" w:type="dxa"/>
-              <w:right w:w="130" w:type="dxa"/>
+              <w:top w:w="70" w:type="dxa"/>
+              <w:bottom w:w="70" w:type="dxa"/>
+              <w:left w:w="100" w:type="dxa"/>
+              <w:right w:w="100" w:type="dxa"/>
             </w:tcMar>
           </w:tcPr>
           <w:p>
@@ -393,7 +377,7 @@
                 <w:rFonts w:ascii="Times New Roman" w:hAnsi="Times New Roman"/>
                 <w:b w:val="0"/>
                 <w:color w:val="000000"/>
-                <w:sz w:val="19"/>
+                <w:sz w:val="17"/>
               </w:rPr>
               <w:t>42.42</w:t>
             </w:r>
@@ -406,10 +390,10 @@
             <w:tcW w:type="dxa" w:w="2160"/>
             <w:vAlign w:val="center"/>
             <w:tcMar>
-              <w:top w:w="90" w:type="dxa"/>
-              <w:bottom w:w="90" w:type="dxa"/>
-              <w:left w:w="130" w:type="dxa"/>
-              <w:right w:w="130" w:type="dxa"/>
+              <w:top w:w="70" w:type="dxa"/>
+              <w:bottom w:w="70" w:type="dxa"/>
+              <w:left w:w="100" w:type="dxa"/>
+              <w:right w:w="100" w:type="dxa"/>
             </w:tcMar>
           </w:tcPr>
           <w:p>
@@ -423,7 +407,7 @@
                 <w:rFonts w:ascii="Times New Roman" w:hAnsi="Times New Roman"/>
                 <w:b w:val="0"/>
                 <w:color w:val="000000"/>
-                <w:sz w:val="19"/>
+                <w:sz w:val="17"/>
               </w:rPr>
               <w:t>POLR2A</w:t>
             </w:r>
@@ -434,10 +418,10 @@
             <w:tcW w:type="dxa" w:w="2160"/>
             <w:vAlign w:val="center"/>
             <w:tcMar>
-              <w:top w:w="90" w:type="dxa"/>
-              <w:bottom w:w="90" w:type="dxa"/>
-              <w:left w:w="130" w:type="dxa"/>
-              <w:right w:w="130" w:type="dxa"/>
+              <w:top w:w="70" w:type="dxa"/>
+              <w:bottom w:w="70" w:type="dxa"/>
+              <w:left w:w="100" w:type="dxa"/>
+              <w:right w:w="100" w:type="dxa"/>
             </w:tcMar>
           </w:tcPr>
           <w:p>
@@ -451,7 +435,7 @@
                 <w:rFonts w:ascii="Times New Roman" w:hAnsi="Times New Roman"/>
                 <w:b w:val="0"/>
                 <w:color w:val="000000"/>
-                <w:sz w:val="19"/>
+                <w:sz w:val="17"/>
               </w:rPr>
               <w:t>101</w:t>
             </w:r>
@@ -462,10 +446,10 @@
             <w:tcW w:type="dxa" w:w="2160"/>
             <w:vAlign w:val="center"/>
             <w:tcMar>
-              <w:top w:w="90" w:type="dxa"/>
-              <w:bottom w:w="90" w:type="dxa"/>
-              <w:left w:w="130" w:type="dxa"/>
-              <w:right w:w="130" w:type="dxa"/>
+              <w:top w:w="70" w:type="dxa"/>
+              <w:bottom w:w="70" w:type="dxa"/>
+              <w:left w:w="100" w:type="dxa"/>
+              <w:right w:w="100" w:type="dxa"/>
             </w:tcMar>
           </w:tcPr>
           <w:p>
@@ -479,7 +463,7 @@
                 <w:rFonts w:ascii="Times New Roman" w:hAnsi="Times New Roman"/>
                 <w:b w:val="0"/>
                 <w:color w:val="000000"/>
-                <w:sz w:val="19"/>
+                <w:sz w:val="17"/>
               </w:rPr>
               <w:t>2151</w:t>
             </w:r>
@@ -490,10 +474,10 @@
             <w:tcW w:type="dxa" w:w="2160"/>
             <w:vAlign w:val="center"/>
             <w:tcMar>
-              <w:top w:w="90" w:type="dxa"/>
-              <w:bottom w:w="90" w:type="dxa"/>
-              <w:left w:w="130" w:type="dxa"/>
-              <w:right w:w="130" w:type="dxa"/>
+              <w:top w:w="70" w:type="dxa"/>
+              <w:bottom w:w="70" w:type="dxa"/>
+              <w:left w:w="100" w:type="dxa"/>
+              <w:right w:w="100" w:type="dxa"/>
             </w:tcMar>
           </w:tcPr>
           <w:p>
@@ -507,7 +491,7 @@
                 <w:rFonts w:ascii="Times New Roman" w:hAnsi="Times New Roman"/>
                 <w:b w:val="0"/>
                 <w:color w:val="000000"/>
-                <w:sz w:val="19"/>
+                <w:sz w:val="17"/>
               </w:rPr>
               <w:t>110463</w:t>
             </w:r>
@@ -518,10 +502,10 @@
             <w:tcW w:type="dxa" w:w="2160"/>
             <w:vAlign w:val="center"/>
             <w:tcMar>
-              <w:top w:w="90" w:type="dxa"/>
-              <w:bottom w:w="90" w:type="dxa"/>
-              <w:left w:w="130" w:type="dxa"/>
-              <w:right w:w="130" w:type="dxa"/>
+              <w:top w:w="70" w:type="dxa"/>
+              <w:bottom w:w="70" w:type="dxa"/>
+              <w:left w:w="100" w:type="dxa"/>
+              <w:right w:w="100" w:type="dxa"/>
             </w:tcMar>
           </w:tcPr>
           <w:p>
@@ -535,7 +519,7 @@
                 <w:rFonts w:ascii="Times New Roman" w:hAnsi="Times New Roman"/>
                 <w:b w:val="0"/>
                 <w:color w:val="000000"/>
-                <w:sz w:val="19"/>
+                <w:sz w:val="17"/>
               </w:rPr>
               <w:t>2.54</w:t>
             </w:r>
@@ -546,10 +530,10 @@
             <w:tcW w:type="dxa" w:w="2160"/>
             <w:vAlign w:val="center"/>
             <w:tcMar>
-              <w:top w:w="90" w:type="dxa"/>
-              <w:bottom w:w="90" w:type="dxa"/>
-              <w:left w:w="130" w:type="dxa"/>
-              <w:right w:w="130" w:type="dxa"/>
+              <w:top w:w="70" w:type="dxa"/>
+              <w:bottom w:w="70" w:type="dxa"/>
+              <w:left w:w="100" w:type="dxa"/>
+              <w:right w:w="100" w:type="dxa"/>
             </w:tcMar>
           </w:tcPr>
           <w:p>
@@ -563,7 +547,7 @@
                 <w:rFonts w:ascii="Times New Roman" w:hAnsi="Times New Roman"/>
                 <w:b w:val="0"/>
                 <w:color w:val="000000"/>
-                <w:sz w:val="19"/>
+                <w:sz w:val="17"/>
               </w:rPr>
               <w:t>50.84</w:t>
             </w:r>
@@ -576,10 +560,10 @@
             <w:tcW w:type="dxa" w:w="2160"/>
             <w:vAlign w:val="center"/>
             <w:tcMar>
-              <w:top w:w="90" w:type="dxa"/>
-              <w:bottom w:w="90" w:type="dxa"/>
-              <w:left w:w="130" w:type="dxa"/>
-              <w:right w:w="130" w:type="dxa"/>
+              <w:top w:w="70" w:type="dxa"/>
+              <w:bottom w:w="70" w:type="dxa"/>
+              <w:left w:w="100" w:type="dxa"/>
+              <w:right w:w="100" w:type="dxa"/>
             </w:tcMar>
           </w:tcPr>
           <w:p>
@@ -593,7 +577,7 @@
                 <w:rFonts w:ascii="Times New Roman" w:hAnsi="Times New Roman"/>
                 <w:b w:val="0"/>
                 <w:color w:val="000000"/>
-                <w:sz w:val="19"/>
+                <w:sz w:val="17"/>
               </w:rPr>
               <w:t>JUND</w:t>
             </w:r>
@@ -604,10 +588,10 @@
             <w:tcW w:type="dxa" w:w="2160"/>
             <w:vAlign w:val="center"/>
             <w:tcMar>
-              <w:top w:w="90" w:type="dxa"/>
-              <w:bottom w:w="90" w:type="dxa"/>
-              <w:left w:w="130" w:type="dxa"/>
-              <w:right w:w="130" w:type="dxa"/>
+              <w:top w:w="70" w:type="dxa"/>
+              <w:bottom w:w="70" w:type="dxa"/>
+              <w:left w:w="100" w:type="dxa"/>
+              <w:right w:w="100" w:type="dxa"/>
             </w:tcMar>
           </w:tcPr>
           <w:p>
@@ -621,7 +605,7 @@
                 <w:rFonts w:ascii="Times New Roman" w:hAnsi="Times New Roman"/>
                 <w:b w:val="0"/>
                 <w:color w:val="000000"/>
-                <w:sz w:val="19"/>
+                <w:sz w:val="17"/>
               </w:rPr>
               <w:t>69</w:t>
             </w:r>
@@ -632,10 +616,10 @@
             <w:tcW w:type="dxa" w:w="2160"/>
             <w:vAlign w:val="center"/>
             <w:tcMar>
-              <w:top w:w="90" w:type="dxa"/>
-              <w:bottom w:w="90" w:type="dxa"/>
-              <w:left w:w="130" w:type="dxa"/>
-              <w:right w:w="130" w:type="dxa"/>
+              <w:top w:w="70" w:type="dxa"/>
+              <w:bottom w:w="70" w:type="dxa"/>
+              <w:left w:w="100" w:type="dxa"/>
+              <w:right w:w="100" w:type="dxa"/>
             </w:tcMar>
           </w:tcPr>
           <w:p>
@@ -649,7 +633,7 @@
                 <w:rFonts w:ascii="Times New Roman" w:hAnsi="Times New Roman"/>
                 <w:b w:val="0"/>
                 <w:color w:val="000000"/>
-                <w:sz w:val="19"/>
+                <w:sz w:val="17"/>
               </w:rPr>
               <w:t>2103</w:t>
             </w:r>
@@ -660,10 +644,10 @@
             <w:tcW w:type="dxa" w:w="2160"/>
             <w:vAlign w:val="center"/>
             <w:tcMar>
-              <w:top w:w="90" w:type="dxa"/>
-              <w:bottom w:w="90" w:type="dxa"/>
-              <w:left w:w="130" w:type="dxa"/>
-              <w:right w:w="130" w:type="dxa"/>
+              <w:top w:w="70" w:type="dxa"/>
+              <w:bottom w:w="70" w:type="dxa"/>
+              <w:left w:w="100" w:type="dxa"/>
+              <w:right w:w="100" w:type="dxa"/>
             </w:tcMar>
           </w:tcPr>
           <w:p>
@@ -677,7 +661,7 @@
                 <w:rFonts w:ascii="Times New Roman" w:hAnsi="Times New Roman"/>
                 <w:b w:val="0"/>
                 <w:color w:val="000000"/>
-                <w:sz w:val="19"/>
+                <w:sz w:val="17"/>
               </w:rPr>
               <w:t>75316</w:t>
             </w:r>
@@ -688,10 +672,10 @@
             <w:tcW w:type="dxa" w:w="2160"/>
             <w:vAlign w:val="center"/>
             <w:tcMar>
-              <w:top w:w="90" w:type="dxa"/>
-              <w:bottom w:w="90" w:type="dxa"/>
-              <w:left w:w="130" w:type="dxa"/>
-              <w:right w:w="130" w:type="dxa"/>
+              <w:top w:w="70" w:type="dxa"/>
+              <w:bottom w:w="70" w:type="dxa"/>
+              <w:left w:w="100" w:type="dxa"/>
+              <w:right w:w="100" w:type="dxa"/>
             </w:tcMar>
           </w:tcPr>
           <w:p>
@@ -705,7 +689,7 @@
                 <w:rFonts w:ascii="Times New Roman" w:hAnsi="Times New Roman"/>
                 <w:b w:val="0"/>
                 <w:color w:val="000000"/>
-                <w:sz w:val="19"/>
+                <w:sz w:val="17"/>
               </w:rPr>
               <w:t>2.49</w:t>
             </w:r>
@@ -716,10 +700,10 @@
             <w:tcW w:type="dxa" w:w="2160"/>
             <w:vAlign w:val="center"/>
             <w:tcMar>
-              <w:top w:w="90" w:type="dxa"/>
-              <w:bottom w:w="90" w:type="dxa"/>
-              <w:left w:w="130" w:type="dxa"/>
-              <w:right w:w="130" w:type="dxa"/>
+              <w:top w:w="70" w:type="dxa"/>
+              <w:bottom w:w="70" w:type="dxa"/>
+              <w:left w:w="100" w:type="dxa"/>
+              <w:right w:w="100" w:type="dxa"/>
             </w:tcMar>
           </w:tcPr>
           <w:p>
@@ -733,7 +717,7 @@
                 <w:rFonts w:ascii="Times New Roman" w:hAnsi="Times New Roman"/>
                 <w:b w:val="0"/>
                 <w:color w:val="000000"/>
-                <w:sz w:val="19"/>
+                <w:sz w:val="17"/>
               </w:rPr>
               <w:t>45.33</w:t>
             </w:r>
@@ -746,10 +730,10 @@
             <w:tcW w:type="dxa" w:w="2160"/>
             <w:vAlign w:val="center"/>
             <w:tcMar>
-              <w:top w:w="90" w:type="dxa"/>
-              <w:bottom w:w="90" w:type="dxa"/>
-              <w:left w:w="130" w:type="dxa"/>
-              <w:right w:w="130" w:type="dxa"/>
+              <w:top w:w="70" w:type="dxa"/>
+              <w:bottom w:w="70" w:type="dxa"/>
+              <w:left w:w="100" w:type="dxa"/>
+              <w:right w:w="100" w:type="dxa"/>
             </w:tcMar>
           </w:tcPr>
           <w:p>
@@ -763,7 +747,7 @@
                 <w:rFonts w:ascii="Times New Roman" w:hAnsi="Times New Roman"/>
                 <w:b w:val="0"/>
                 <w:color w:val="000000"/>
-                <w:sz w:val="19"/>
+                <w:sz w:val="17"/>
               </w:rPr>
               <w:t>EP300</w:t>
             </w:r>
@@ -774,10 +758,10 @@
             <w:tcW w:type="dxa" w:w="2160"/>
             <w:vAlign w:val="center"/>
             <w:tcMar>
-              <w:top w:w="90" w:type="dxa"/>
-              <w:bottom w:w="90" w:type="dxa"/>
-              <w:left w:w="130" w:type="dxa"/>
-              <w:right w:w="130" w:type="dxa"/>
+              <w:top w:w="70" w:type="dxa"/>
+              <w:bottom w:w="70" w:type="dxa"/>
+              <w:left w:w="100" w:type="dxa"/>
+              <w:right w:w="100" w:type="dxa"/>
             </w:tcMar>
           </w:tcPr>
           <w:p>
@@ -791,7 +775,7 @@
                 <w:rFonts w:ascii="Times New Roman" w:hAnsi="Times New Roman"/>
                 <w:b w:val="0"/>
                 <w:color w:val="000000"/>
-                <w:sz w:val="19"/>
+                <w:sz w:val="17"/>
               </w:rPr>
               <w:t>65</w:t>
             </w:r>
@@ -802,10 +786,10 @@
             <w:tcW w:type="dxa" w:w="2160"/>
             <w:vAlign w:val="center"/>
             <w:tcMar>
-              <w:top w:w="90" w:type="dxa"/>
-              <w:bottom w:w="90" w:type="dxa"/>
-              <w:left w:w="130" w:type="dxa"/>
-              <w:right w:w="130" w:type="dxa"/>
+              <w:top w:w="70" w:type="dxa"/>
+              <w:bottom w:w="70" w:type="dxa"/>
+              <w:left w:w="100" w:type="dxa"/>
+              <w:right w:w="100" w:type="dxa"/>
             </w:tcMar>
           </w:tcPr>
           <w:p>
@@ -819,7 +803,7 @@
                 <w:rFonts w:ascii="Times New Roman" w:hAnsi="Times New Roman"/>
                 <w:b w:val="0"/>
                 <w:color w:val="000000"/>
-                <w:sz w:val="19"/>
+                <w:sz w:val="17"/>
               </w:rPr>
               <w:t>2078</w:t>
             </w:r>
@@ -830,10 +814,10 @@
             <w:tcW w:type="dxa" w:w="2160"/>
             <w:vAlign w:val="center"/>
             <w:tcMar>
-              <w:top w:w="90" w:type="dxa"/>
-              <w:bottom w:w="90" w:type="dxa"/>
-              <w:left w:w="130" w:type="dxa"/>
-              <w:right w:w="130" w:type="dxa"/>
+              <w:top w:w="70" w:type="dxa"/>
+              <w:bottom w:w="70" w:type="dxa"/>
+              <w:left w:w="100" w:type="dxa"/>
+              <w:right w:w="100" w:type="dxa"/>
             </w:tcMar>
           </w:tcPr>
           <w:p>
@@ -847,7 +831,7 @@
                 <w:rFonts w:ascii="Times New Roman" w:hAnsi="Times New Roman"/>
                 <w:b w:val="0"/>
                 <w:color w:val="000000"/>
-                <w:sz w:val="19"/>
+                <w:sz w:val="17"/>
               </w:rPr>
               <w:t>67275</w:t>
             </w:r>
@@ -858,10 +842,10 @@
             <w:tcW w:type="dxa" w:w="2160"/>
             <w:vAlign w:val="center"/>
             <w:tcMar>
-              <w:top w:w="90" w:type="dxa"/>
-              <w:bottom w:w="90" w:type="dxa"/>
-              <w:left w:w="130" w:type="dxa"/>
-              <w:right w:w="130" w:type="dxa"/>
+              <w:top w:w="70" w:type="dxa"/>
+              <w:bottom w:w="70" w:type="dxa"/>
+              <w:left w:w="100" w:type="dxa"/>
+              <w:right w:w="100" w:type="dxa"/>
             </w:tcMar>
           </w:tcPr>
           <w:p>
@@ -875,7 +859,7 @@
                 <w:rFonts w:ascii="Times New Roman" w:hAnsi="Times New Roman"/>
                 <w:b w:val="0"/>
                 <w:color w:val="000000"/>
-                <w:sz w:val="19"/>
+                <w:sz w:val="17"/>
               </w:rPr>
               <w:t>2.85</w:t>
             </w:r>
@@ -886,10 +870,10 @@
             <w:tcW w:type="dxa" w:w="2160"/>
             <w:vAlign w:val="center"/>
             <w:tcMar>
-              <w:top w:w="90" w:type="dxa"/>
-              <w:bottom w:w="90" w:type="dxa"/>
-              <w:left w:w="130" w:type="dxa"/>
-              <w:right w:w="130" w:type="dxa"/>
+              <w:top w:w="70" w:type="dxa"/>
+              <w:bottom w:w="70" w:type="dxa"/>
+              <w:left w:w="100" w:type="dxa"/>
+              <w:right w:w="100" w:type="dxa"/>
             </w:tcMar>
           </w:tcPr>
           <w:p>
@@ -903,7 +887,7 @@
                 <w:rFonts w:ascii="Times New Roman" w:hAnsi="Times New Roman"/>
                 <w:b w:val="0"/>
                 <w:color w:val="000000"/>
-                <w:sz w:val="19"/>
+                <w:sz w:val="17"/>
               </w:rPr>
               <w:t>32.42</w:t>
             </w:r>
@@ -916,10 +900,10 @@
             <w:tcW w:type="dxa" w:w="2160"/>
             <w:vAlign w:val="center"/>
             <w:tcMar>
-              <w:top w:w="90" w:type="dxa"/>
-              <w:bottom w:w="90" w:type="dxa"/>
-              <w:left w:w="130" w:type="dxa"/>
-              <w:right w:w="130" w:type="dxa"/>
+              <w:top w:w="70" w:type="dxa"/>
+              <w:bottom w:w="70" w:type="dxa"/>
+              <w:left w:w="100" w:type="dxa"/>
+              <w:right w:w="100" w:type="dxa"/>
             </w:tcMar>
           </w:tcPr>
           <w:p>
@@ -933,7 +917,7 @@
                 <w:rFonts w:ascii="Times New Roman" w:hAnsi="Times New Roman"/>
                 <w:b w:val="0"/>
                 <w:color w:val="000000"/>
-                <w:sz w:val="19"/>
+                <w:sz w:val="17"/>
               </w:rPr>
               <w:t>IKZF1</w:t>
             </w:r>
@@ -944,10 +928,10 @@
             <w:tcW w:type="dxa" w:w="2160"/>
             <w:vAlign w:val="center"/>
             <w:tcMar>
-              <w:top w:w="90" w:type="dxa"/>
-              <w:bottom w:w="90" w:type="dxa"/>
-              <w:left w:w="130" w:type="dxa"/>
-              <w:right w:w="130" w:type="dxa"/>
+              <w:top w:w="70" w:type="dxa"/>
+              <w:bottom w:w="70" w:type="dxa"/>
+              <w:left w:w="100" w:type="dxa"/>
+              <w:right w:w="100" w:type="dxa"/>
             </w:tcMar>
           </w:tcPr>
           <w:p>
@@ -961,7 +945,7 @@
                 <w:rFonts w:ascii="Times New Roman" w:hAnsi="Times New Roman"/>
                 <w:b w:val="0"/>
                 <w:color w:val="000000"/>
-                <w:sz w:val="19"/>
+                <w:sz w:val="17"/>
               </w:rPr>
               <w:t>58</w:t>
             </w:r>
@@ -972,10 +956,10 @@
             <w:tcW w:type="dxa" w:w="2160"/>
             <w:vAlign w:val="center"/>
             <w:tcMar>
-              <w:top w:w="90" w:type="dxa"/>
-              <w:bottom w:w="90" w:type="dxa"/>
-              <w:left w:w="130" w:type="dxa"/>
-              <w:right w:w="130" w:type="dxa"/>
+              <w:top w:w="70" w:type="dxa"/>
+              <w:bottom w:w="70" w:type="dxa"/>
+              <w:left w:w="100" w:type="dxa"/>
+              <w:right w:w="100" w:type="dxa"/>
             </w:tcMar>
           </w:tcPr>
           <w:p>
@@ -989,7 +973,7 @@
                 <w:rFonts w:ascii="Times New Roman" w:hAnsi="Times New Roman"/>
                 <w:b w:val="0"/>
                 <w:color w:val="000000"/>
-                <w:sz w:val="19"/>
+                <w:sz w:val="17"/>
               </w:rPr>
               <w:t>2039</w:t>
             </w:r>
@@ -1000,10 +984,10 @@
             <w:tcW w:type="dxa" w:w="2160"/>
             <w:vAlign w:val="center"/>
             <w:tcMar>
-              <w:top w:w="90" w:type="dxa"/>
-              <w:bottom w:w="90" w:type="dxa"/>
-              <w:left w:w="130" w:type="dxa"/>
-              <w:right w:w="130" w:type="dxa"/>
+              <w:top w:w="70" w:type="dxa"/>
+              <w:bottom w:w="70" w:type="dxa"/>
+              <w:left w:w="100" w:type="dxa"/>
+              <w:right w:w="100" w:type="dxa"/>
             </w:tcMar>
           </w:tcPr>
           <w:p>
@@ -1017,7 +1001,7 @@
                 <w:rFonts w:ascii="Times New Roman" w:hAnsi="Times New Roman"/>
                 <w:b w:val="0"/>
                 <w:color w:val="000000"/>
-                <w:sz w:val="19"/>
+                <w:sz w:val="17"/>
               </w:rPr>
               <w:t>63658</w:t>
             </w:r>
@@ -1028,10 +1012,10 @@
             <w:tcW w:type="dxa" w:w="2160"/>
             <w:vAlign w:val="center"/>
             <w:tcMar>
-              <w:top w:w="90" w:type="dxa"/>
-              <w:bottom w:w="90" w:type="dxa"/>
-              <w:left w:w="130" w:type="dxa"/>
-              <w:right w:w="130" w:type="dxa"/>
+              <w:top w:w="70" w:type="dxa"/>
+              <w:bottom w:w="70" w:type="dxa"/>
+              <w:left w:w="100" w:type="dxa"/>
+              <w:right w:w="100" w:type="dxa"/>
             </w:tcMar>
           </w:tcPr>
           <w:p>
@@ -1045,7 +1029,7 @@
                 <w:rFonts w:ascii="Times New Roman" w:hAnsi="Times New Roman"/>
                 <w:b w:val="0"/>
                 <w:color w:val="000000"/>
-                <w:sz w:val="19"/>
+                <w:sz w:val="17"/>
               </w:rPr>
               <w:t>2.02</w:t>
             </w:r>
@@ -1056,10 +1040,10 @@
             <w:tcW w:type="dxa" w:w="2160"/>
             <w:vAlign w:val="center"/>
             <w:tcMar>
-              <w:top w:w="90" w:type="dxa"/>
-              <w:bottom w:w="90" w:type="dxa"/>
-              <w:left w:w="130" w:type="dxa"/>
-              <w:right w:w="130" w:type="dxa"/>
+              <w:top w:w="70" w:type="dxa"/>
+              <w:bottom w:w="70" w:type="dxa"/>
+              <w:left w:w="100" w:type="dxa"/>
+              <w:right w:w="100" w:type="dxa"/>
             </w:tcMar>
           </w:tcPr>
           <w:p>
@@ -1073,7 +1057,7 @@
                 <w:rFonts w:ascii="Times New Roman" w:hAnsi="Times New Roman"/>
                 <w:b w:val="0"/>
                 <w:color w:val="000000"/>
-                <w:sz w:val="19"/>
+                <w:sz w:val="17"/>
               </w:rPr>
               <w:t>29.38</w:t>
             </w:r>
@@ -1086,10 +1070,10 @@
             <w:tcW w:type="dxa" w:w="2160"/>
             <w:vAlign w:val="center"/>
             <w:tcMar>
-              <w:top w:w="90" w:type="dxa"/>
-              <w:bottom w:w="90" w:type="dxa"/>
-              <w:left w:w="130" w:type="dxa"/>
-              <w:right w:w="130" w:type="dxa"/>
+              <w:top w:w="70" w:type="dxa"/>
+              <w:bottom w:w="70" w:type="dxa"/>
+              <w:left w:w="100" w:type="dxa"/>
+              <w:right w:w="100" w:type="dxa"/>
             </w:tcMar>
           </w:tcPr>
           <w:p>
@@ -1103,7 +1087,7 @@
                 <w:rFonts w:ascii="Times New Roman" w:hAnsi="Times New Roman"/>
                 <w:b w:val="0"/>
                 <w:color w:val="000000"/>
-                <w:sz w:val="19"/>
+                <w:sz w:val="17"/>
               </w:rPr>
               <w:t>RAD21</w:t>
             </w:r>
@@ -1114,10 +1098,10 @@
             <w:tcW w:type="dxa" w:w="2160"/>
             <w:vAlign w:val="center"/>
             <w:tcMar>
-              <w:top w:w="90" w:type="dxa"/>
-              <w:bottom w:w="90" w:type="dxa"/>
-              <w:left w:w="130" w:type="dxa"/>
-              <w:right w:w="130" w:type="dxa"/>
+              <w:top w:w="70" w:type="dxa"/>
+              <w:bottom w:w="70" w:type="dxa"/>
+              <w:left w:w="100" w:type="dxa"/>
+              <w:right w:w="100" w:type="dxa"/>
             </w:tcMar>
           </w:tcPr>
           <w:p>
@@ -1131,7 +1115,7 @@
                 <w:rFonts w:ascii="Times New Roman" w:hAnsi="Times New Roman"/>
                 <w:b w:val="0"/>
                 <w:color w:val="000000"/>
-                <w:sz w:val="19"/>
+                <w:sz w:val="17"/>
               </w:rPr>
               <w:t>58</w:t>
             </w:r>
@@ -1142,10 +1126,10 @@
             <w:tcW w:type="dxa" w:w="2160"/>
             <w:vAlign w:val="center"/>
             <w:tcMar>
-              <w:top w:w="90" w:type="dxa"/>
-              <w:bottom w:w="90" w:type="dxa"/>
-              <w:left w:w="130" w:type="dxa"/>
-              <w:right w:w="130" w:type="dxa"/>
+              <w:top w:w="70" w:type="dxa"/>
+              <w:bottom w:w="70" w:type="dxa"/>
+              <w:left w:w="100" w:type="dxa"/>
+              <w:right w:w="100" w:type="dxa"/>
             </w:tcMar>
           </w:tcPr>
           <w:p>
@@ -1159,7 +1143,7 @@
                 <w:rFonts w:ascii="Times New Roman" w:hAnsi="Times New Roman"/>
                 <w:b w:val="0"/>
                 <w:color w:val="000000"/>
-                <w:sz w:val="19"/>
+                <w:sz w:val="17"/>
               </w:rPr>
               <w:t>2041</w:t>
             </w:r>
@@ -1170,10 +1154,10 @@
             <w:tcW w:type="dxa" w:w="2160"/>
             <w:vAlign w:val="center"/>
             <w:tcMar>
-              <w:top w:w="90" w:type="dxa"/>
-              <w:bottom w:w="90" w:type="dxa"/>
-              <w:left w:w="130" w:type="dxa"/>
-              <w:right w:w="130" w:type="dxa"/>
+              <w:top w:w="70" w:type="dxa"/>
+              <w:bottom w:w="70" w:type="dxa"/>
+              <w:left w:w="100" w:type="dxa"/>
+              <w:right w:w="100" w:type="dxa"/>
             </w:tcMar>
           </w:tcPr>
           <w:p>
@@ -1187,7 +1171,7 @@
                 <w:rFonts w:ascii="Times New Roman" w:hAnsi="Times New Roman"/>
                 <w:b w:val="0"/>
                 <w:color w:val="000000"/>
-                <w:sz w:val="19"/>
+                <w:sz w:val="17"/>
               </w:rPr>
               <w:t>63166</w:t>
             </w:r>
@@ -1198,10 +1182,10 @@
             <w:tcW w:type="dxa" w:w="2160"/>
             <w:vAlign w:val="center"/>
             <w:tcMar>
-              <w:top w:w="90" w:type="dxa"/>
-              <w:bottom w:w="90" w:type="dxa"/>
-              <w:left w:w="130" w:type="dxa"/>
-              <w:right w:w="130" w:type="dxa"/>
+              <w:top w:w="70" w:type="dxa"/>
+              <w:bottom w:w="70" w:type="dxa"/>
+              <w:left w:w="100" w:type="dxa"/>
+              <w:right w:w="100" w:type="dxa"/>
             </w:tcMar>
           </w:tcPr>
           <w:p>
@@ -1215,7 +1199,7 @@
                 <w:rFonts w:ascii="Times New Roman" w:hAnsi="Times New Roman"/>
                 <w:b w:val="0"/>
                 <w:color w:val="000000"/>
-                <w:sz w:val="19"/>
+                <w:sz w:val="17"/>
               </w:rPr>
               <w:t>2.30</w:t>
             </w:r>
@@ -1226,10 +1210,10 @@
             <w:tcW w:type="dxa" w:w="2160"/>
             <w:vAlign w:val="center"/>
             <w:tcMar>
-              <w:top w:w="90" w:type="dxa"/>
-              <w:bottom w:w="90" w:type="dxa"/>
-              <w:left w:w="130" w:type="dxa"/>
-              <w:right w:w="130" w:type="dxa"/>
+              <w:top w:w="70" w:type="dxa"/>
+              <w:bottom w:w="70" w:type="dxa"/>
+              <w:left w:w="100" w:type="dxa"/>
+              <w:right w:w="100" w:type="dxa"/>
             </w:tcMar>
           </w:tcPr>
           <w:p>
@@ -1243,7 +1227,7 @@
                 <w:rFonts w:ascii="Times New Roman" w:hAnsi="Times New Roman"/>
                 <w:b w:val="0"/>
                 <w:color w:val="000000"/>
-                <w:sz w:val="19"/>
+                <w:sz w:val="17"/>
               </w:rPr>
               <w:t>37.77</w:t>
             </w:r>
@@ -1256,10 +1240,10 @@
             <w:tcW w:type="dxa" w:w="2160"/>
             <w:vAlign w:val="center"/>
             <w:tcMar>
-              <w:top w:w="90" w:type="dxa"/>
-              <w:bottom w:w="90" w:type="dxa"/>
-              <w:left w:w="130" w:type="dxa"/>
-              <w:right w:w="130" w:type="dxa"/>
+              <w:top w:w="70" w:type="dxa"/>
+              <w:bottom w:w="70" w:type="dxa"/>
+              <w:left w:w="100" w:type="dxa"/>
+              <w:right w:w="100" w:type="dxa"/>
             </w:tcMar>
           </w:tcPr>
           <w:p>
@@ -1273,7 +1257,7 @@
                 <w:rFonts w:ascii="Times New Roman" w:hAnsi="Times New Roman"/>
                 <w:b w:val="0"/>
                 <w:color w:val="000000"/>
-                <w:sz w:val="19"/>
+                <w:sz w:val="17"/>
               </w:rPr>
               <w:t>REST</w:t>
             </w:r>
@@ -1284,10 +1268,10 @@
             <w:tcW w:type="dxa" w:w="2160"/>
             <w:vAlign w:val="center"/>
             <w:tcMar>
-              <w:top w:w="90" w:type="dxa"/>
-              <w:bottom w:w="90" w:type="dxa"/>
-              <w:left w:w="130" w:type="dxa"/>
-              <w:right w:w="130" w:type="dxa"/>
+              <w:top w:w="70" w:type="dxa"/>
+              <w:bottom w:w="70" w:type="dxa"/>
+              <w:left w:w="100" w:type="dxa"/>
+              <w:right w:w="100" w:type="dxa"/>
             </w:tcMar>
           </w:tcPr>
           <w:p>
@@ -1301,7 +1285,7 @@
                 <w:rFonts w:ascii="Times New Roman" w:hAnsi="Times New Roman"/>
                 <w:b w:val="0"/>
                 <w:color w:val="000000"/>
-                <w:sz w:val="19"/>
+                <w:sz w:val="17"/>
               </w:rPr>
               <w:t>57</w:t>
             </w:r>
@@ -1312,10 +1296,10 @@
             <w:tcW w:type="dxa" w:w="2160"/>
             <w:vAlign w:val="center"/>
             <w:tcMar>
-              <w:top w:w="90" w:type="dxa"/>
-              <w:bottom w:w="90" w:type="dxa"/>
-              <w:left w:w="130" w:type="dxa"/>
-              <w:right w:w="130" w:type="dxa"/>
+              <w:top w:w="70" w:type="dxa"/>
+              <w:bottom w:w="70" w:type="dxa"/>
+              <w:left w:w="100" w:type="dxa"/>
+              <w:right w:w="100" w:type="dxa"/>
             </w:tcMar>
           </w:tcPr>
           <w:p>
@@ -1329,7 +1313,7 @@
                 <w:rFonts w:ascii="Times New Roman" w:hAnsi="Times New Roman"/>
                 <w:b w:val="0"/>
                 <w:color w:val="000000"/>
-                <w:sz w:val="19"/>
+                <w:sz w:val="17"/>
               </w:rPr>
               <w:t>2024</w:t>
             </w:r>
@@ -1340,10 +1324,10 @@
             <w:tcW w:type="dxa" w:w="2160"/>
             <w:vAlign w:val="center"/>
             <w:tcMar>
-              <w:top w:w="90" w:type="dxa"/>
-              <w:bottom w:w="90" w:type="dxa"/>
-              <w:left w:w="130" w:type="dxa"/>
-              <w:right w:w="130" w:type="dxa"/>
+              <w:top w:w="70" w:type="dxa"/>
+              <w:bottom w:w="70" w:type="dxa"/>
+              <w:left w:w="100" w:type="dxa"/>
+              <w:right w:w="100" w:type="dxa"/>
             </w:tcMar>
           </w:tcPr>
           <w:p>
@@ -1357,7 +1341,7 @@
                 <w:rFonts w:ascii="Times New Roman" w:hAnsi="Times New Roman"/>
                 <w:b w:val="0"/>
                 <w:color w:val="000000"/>
-                <w:sz w:val="19"/>
+                <w:sz w:val="17"/>
               </w:rPr>
               <w:t>62513</w:t>
             </w:r>
@@ -1368,10 +1352,10 @@
             <w:tcW w:type="dxa" w:w="2160"/>
             <w:vAlign w:val="center"/>
             <w:tcMar>
-              <w:top w:w="90" w:type="dxa"/>
-              <w:bottom w:w="90" w:type="dxa"/>
-              <w:left w:w="130" w:type="dxa"/>
-              <w:right w:w="130" w:type="dxa"/>
+              <w:top w:w="70" w:type="dxa"/>
+              <w:bottom w:w="70" w:type="dxa"/>
+              <w:left w:w="100" w:type="dxa"/>
+              <w:right w:w="100" w:type="dxa"/>
             </w:tcMar>
           </w:tcPr>
           <w:p>
@@ -1385,7 +1369,7 @@
                 <w:rFonts w:ascii="Times New Roman" w:hAnsi="Times New Roman"/>
                 <w:b w:val="0"/>
                 <w:color w:val="000000"/>
-                <w:sz w:val="19"/>
+                <w:sz w:val="17"/>
               </w:rPr>
               <w:t>1.53</w:t>
             </w:r>
@@ -1396,10 +1380,10 @@
             <w:tcW w:type="dxa" w:w="2160"/>
             <w:vAlign w:val="center"/>
             <w:tcMar>
-              <w:top w:w="90" w:type="dxa"/>
-              <w:bottom w:w="90" w:type="dxa"/>
-              <w:left w:w="130" w:type="dxa"/>
-              <w:right w:w="130" w:type="dxa"/>
+              <w:top w:w="70" w:type="dxa"/>
+              <w:bottom w:w="70" w:type="dxa"/>
+              <w:left w:w="100" w:type="dxa"/>
+              <w:right w:w="100" w:type="dxa"/>
             </w:tcMar>
           </w:tcPr>
           <w:p>
@@ -1413,7 +1397,7 @@
                 <w:rFonts w:ascii="Times New Roman" w:hAnsi="Times New Roman"/>
                 <w:b w:val="0"/>
                 <w:color w:val="000000"/>
-                <w:sz w:val="19"/>
+                <w:sz w:val="17"/>
               </w:rPr>
               <w:t>32.76</w:t>
             </w:r>
@@ -1426,10 +1410,10 @@
             <w:tcW w:type="dxa" w:w="2160"/>
             <w:vAlign w:val="center"/>
             <w:tcMar>
-              <w:top w:w="90" w:type="dxa"/>
-              <w:bottom w:w="90" w:type="dxa"/>
-              <w:left w:w="130" w:type="dxa"/>
-              <w:right w:w="130" w:type="dxa"/>
+              <w:top w:w="70" w:type="dxa"/>
+              <w:bottom w:w="70" w:type="dxa"/>
+              <w:left w:w="100" w:type="dxa"/>
+              <w:right w:w="100" w:type="dxa"/>
             </w:tcMar>
           </w:tcPr>
           <w:p>
@@ -1443,7 +1427,7 @@
                 <w:rFonts w:ascii="Times New Roman" w:hAnsi="Times New Roman"/>
                 <w:b w:val="0"/>
                 <w:color w:val="000000"/>
-                <w:sz w:val="19"/>
+                <w:sz w:val="17"/>
               </w:rPr>
               <w:t>MAX</w:t>
             </w:r>
@@ -1454,10 +1438,10 @@
             <w:tcW w:type="dxa" w:w="2160"/>
             <w:vAlign w:val="center"/>
             <w:tcMar>
-              <w:top w:w="90" w:type="dxa"/>
-              <w:bottom w:w="90" w:type="dxa"/>
-              <w:left w:w="130" w:type="dxa"/>
-              <w:right w:w="130" w:type="dxa"/>
+              <w:top w:w="70" w:type="dxa"/>
+              <w:bottom w:w="70" w:type="dxa"/>
+              <w:left w:w="100" w:type="dxa"/>
+              <w:right w:w="100" w:type="dxa"/>
             </w:tcMar>
           </w:tcPr>
           <w:p>
@@ -1471,7 +1455,7 @@
                 <w:rFonts w:ascii="Times New Roman" w:hAnsi="Times New Roman"/>
                 <w:b w:val="0"/>
                 <w:color w:val="000000"/>
-                <w:sz w:val="19"/>
+                <w:sz w:val="17"/>
               </w:rPr>
               <w:t>52</w:t>
             </w:r>
@@ -1482,10 +1466,10 @@
             <w:tcW w:type="dxa" w:w="2160"/>
             <w:vAlign w:val="center"/>
             <w:tcMar>
-              <w:top w:w="90" w:type="dxa"/>
-              <w:bottom w:w="90" w:type="dxa"/>
-              <w:left w:w="130" w:type="dxa"/>
-              <w:right w:w="130" w:type="dxa"/>
+              <w:top w:w="70" w:type="dxa"/>
+              <w:bottom w:w="70" w:type="dxa"/>
+              <w:left w:w="100" w:type="dxa"/>
+              <w:right w:w="100" w:type="dxa"/>
             </w:tcMar>
           </w:tcPr>
           <w:p>
@@ -1499,7 +1483,7 @@
                 <w:rFonts w:ascii="Times New Roman" w:hAnsi="Times New Roman"/>
                 <w:b w:val="0"/>
                 <w:color w:val="000000"/>
-                <w:sz w:val="19"/>
+                <w:sz w:val="17"/>
               </w:rPr>
               <w:t>2009</w:t>
             </w:r>
@@ -1510,10 +1494,10 @@
             <w:tcW w:type="dxa" w:w="2160"/>
             <w:vAlign w:val="center"/>
             <w:tcMar>
-              <w:top w:w="90" w:type="dxa"/>
-              <w:bottom w:w="90" w:type="dxa"/>
-              <w:left w:w="130" w:type="dxa"/>
-              <w:right w:w="130" w:type="dxa"/>
+              <w:top w:w="70" w:type="dxa"/>
+              <w:bottom w:w="70" w:type="dxa"/>
+              <w:left w:w="100" w:type="dxa"/>
+              <w:right w:w="100" w:type="dxa"/>
             </w:tcMar>
           </w:tcPr>
           <w:p>
@@ -1527,7 +1511,7 @@
                 <w:rFonts w:ascii="Times New Roman" w:hAnsi="Times New Roman"/>
                 <w:b w:val="0"/>
                 <w:color w:val="000000"/>
-                <w:sz w:val="19"/>
+                <w:sz w:val="17"/>
               </w:rPr>
               <w:t>61079</w:t>
             </w:r>
@@ -1538,10 +1522,10 @@
             <w:tcW w:type="dxa" w:w="2160"/>
             <w:vAlign w:val="center"/>
             <w:tcMar>
-              <w:top w:w="90" w:type="dxa"/>
-              <w:bottom w:w="90" w:type="dxa"/>
-              <w:left w:w="130" w:type="dxa"/>
-              <w:right w:w="130" w:type="dxa"/>
+              <w:top w:w="70" w:type="dxa"/>
+              <w:bottom w:w="70" w:type="dxa"/>
+              <w:left w:w="100" w:type="dxa"/>
+              <w:right w:w="100" w:type="dxa"/>
             </w:tcMar>
           </w:tcPr>
           <w:p>
@@ -1555,7 +1539,7 @@
                 <w:rFonts w:ascii="Times New Roman" w:hAnsi="Times New Roman"/>
                 <w:b w:val="0"/>
                 <w:color w:val="000000"/>
-                <w:sz w:val="19"/>
+                <w:sz w:val="17"/>
               </w:rPr>
               <w:t>2.56</w:t>
             </w:r>
@@ -1566,10 +1550,10 @@
             <w:tcW w:type="dxa" w:w="2160"/>
             <w:vAlign w:val="center"/>
             <w:tcMar>
-              <w:top w:w="90" w:type="dxa"/>
-              <w:bottom w:w="90" w:type="dxa"/>
-              <w:left w:w="130" w:type="dxa"/>
-              <w:right w:w="130" w:type="dxa"/>
+              <w:top w:w="70" w:type="dxa"/>
+              <w:bottom w:w="70" w:type="dxa"/>
+              <w:left w:w="100" w:type="dxa"/>
+              <w:right w:w="100" w:type="dxa"/>
             </w:tcMar>
           </w:tcPr>
           <w:p>
@@ -1583,7 +1567,7 @@
                 <w:rFonts w:ascii="Times New Roman" w:hAnsi="Times New Roman"/>
                 <w:b w:val="0"/>
                 <w:color w:val="000000"/>
-                <w:sz w:val="19"/>
+                <w:sz w:val="17"/>
               </w:rPr>
               <w:t>40.82</w:t>
             </w:r>
@@ -1596,10 +1580,10 @@
             <w:tcW w:type="dxa" w:w="2160"/>
             <w:vAlign w:val="center"/>
             <w:tcMar>
-              <w:top w:w="90" w:type="dxa"/>
-              <w:bottom w:w="90" w:type="dxa"/>
-              <w:left w:w="130" w:type="dxa"/>
-              <w:right w:w="130" w:type="dxa"/>
+              <w:top w:w="70" w:type="dxa"/>
+              <w:bottom w:w="70" w:type="dxa"/>
+              <w:left w:w="100" w:type="dxa"/>
+              <w:right w:w="100" w:type="dxa"/>
             </w:tcMar>
           </w:tcPr>
           <w:p>
@@ -1613,7 +1597,7 @@
                 <w:rFonts w:ascii="Times New Roman" w:hAnsi="Times New Roman"/>
                 <w:b w:val="0"/>
                 <w:color w:val="000000"/>
-                <w:sz w:val="19"/>
+                <w:sz w:val="17"/>
               </w:rPr>
               <w:t>MYC</w:t>
             </w:r>
@@ -1624,10 +1608,10 @@
             <w:tcW w:type="dxa" w:w="2160"/>
             <w:vAlign w:val="center"/>
             <w:tcMar>
-              <w:top w:w="90" w:type="dxa"/>
-              <w:bottom w:w="90" w:type="dxa"/>
-              <w:left w:w="130" w:type="dxa"/>
-              <w:right w:w="130" w:type="dxa"/>
+              <w:top w:w="70" w:type="dxa"/>
+              <w:bottom w:w="70" w:type="dxa"/>
+              <w:left w:w="100" w:type="dxa"/>
+              <w:right w:w="100" w:type="dxa"/>
             </w:tcMar>
           </w:tcPr>
           <w:p>
@@ -1641,7 +1625,7 @@
                 <w:rFonts w:ascii="Times New Roman" w:hAnsi="Times New Roman"/>
                 <w:b w:val="0"/>
                 <w:color w:val="000000"/>
-                <w:sz w:val="19"/>
+                <w:sz w:val="17"/>
               </w:rPr>
               <w:t>54</w:t>
             </w:r>
@@ -1652,10 +1636,10 @@
             <w:tcW w:type="dxa" w:w="2160"/>
             <w:vAlign w:val="center"/>
             <w:tcMar>
-              <w:top w:w="90" w:type="dxa"/>
-              <w:bottom w:w="90" w:type="dxa"/>
-              <w:left w:w="130" w:type="dxa"/>
-              <w:right w:w="130" w:type="dxa"/>
+              <w:top w:w="70" w:type="dxa"/>
+              <w:bottom w:w="70" w:type="dxa"/>
+              <w:left w:w="100" w:type="dxa"/>
+              <w:right w:w="100" w:type="dxa"/>
             </w:tcMar>
           </w:tcPr>
           <w:p>
@@ -1669,7 +1653,7 @@
                 <w:rFonts w:ascii="Times New Roman" w:hAnsi="Times New Roman"/>
                 <w:b w:val="0"/>
                 <w:color w:val="000000"/>
-                <w:sz w:val="19"/>
+                <w:sz w:val="17"/>
               </w:rPr>
               <w:t>2007</w:t>
             </w:r>
@@ -1680,10 +1664,10 @@
             <w:tcW w:type="dxa" w:w="2160"/>
             <w:vAlign w:val="center"/>
             <w:tcMar>
-              <w:top w:w="90" w:type="dxa"/>
-              <w:bottom w:w="90" w:type="dxa"/>
-              <w:left w:w="130" w:type="dxa"/>
-              <w:right w:w="130" w:type="dxa"/>
+              <w:top w:w="70" w:type="dxa"/>
+              <w:bottom w:w="70" w:type="dxa"/>
+              <w:left w:w="100" w:type="dxa"/>
+              <w:right w:w="100" w:type="dxa"/>
             </w:tcMar>
           </w:tcPr>
           <w:p>
@@ -1697,7 +1681,7 @@
                 <w:rFonts w:ascii="Times New Roman" w:hAnsi="Times New Roman"/>
                 <w:b w:val="0"/>
                 <w:color w:val="000000"/>
-                <w:sz w:val="19"/>
+                <w:sz w:val="17"/>
               </w:rPr>
               <w:t>60903</w:t>
             </w:r>
@@ -1708,10 +1692,10 @@
             <w:tcW w:type="dxa" w:w="2160"/>
             <w:vAlign w:val="center"/>
             <w:tcMar>
-              <w:top w:w="90" w:type="dxa"/>
-              <w:bottom w:w="90" w:type="dxa"/>
-              <w:left w:w="130" w:type="dxa"/>
-              <w:right w:w="130" w:type="dxa"/>
+              <w:top w:w="70" w:type="dxa"/>
+              <w:bottom w:w="70" w:type="dxa"/>
+              <w:left w:w="100" w:type="dxa"/>
+              <w:right w:w="100" w:type="dxa"/>
             </w:tcMar>
           </w:tcPr>
           <w:p>
@@ -1725,7 +1709,7 @@
                 <w:rFonts w:ascii="Times New Roman" w:hAnsi="Times New Roman"/>
                 <w:b w:val="0"/>
                 <w:color w:val="000000"/>
-                <w:sz w:val="19"/>
+                <w:sz w:val="17"/>
               </w:rPr>
               <w:t>2.92</w:t>
             </w:r>
@@ -1736,10 +1720,10 @@
             <w:tcW w:type="dxa" w:w="2160"/>
             <w:vAlign w:val="center"/>
             <w:tcMar>
-              <w:top w:w="90" w:type="dxa"/>
-              <w:bottom w:w="90" w:type="dxa"/>
-              <w:left w:w="130" w:type="dxa"/>
-              <w:right w:w="130" w:type="dxa"/>
+              <w:top w:w="70" w:type="dxa"/>
+              <w:bottom w:w="70" w:type="dxa"/>
+              <w:left w:w="100" w:type="dxa"/>
+              <w:right w:w="100" w:type="dxa"/>
             </w:tcMar>
           </w:tcPr>
           <w:p>
@@ -1753,7 +1737,7 @@
                 <w:rFonts w:ascii="Times New Roman" w:hAnsi="Times New Roman"/>
                 <w:b w:val="0"/>
                 <w:color w:val="000000"/>
-                <w:sz w:val="19"/>
+                <w:sz w:val="17"/>
               </w:rPr>
               <w:t>29.59</w:t>
             </w:r>
@@ -1766,10 +1750,10 @@
             <w:tcW w:type="dxa" w:w="2160"/>
             <w:vAlign w:val="center"/>
             <w:tcMar>
-              <w:top w:w="90" w:type="dxa"/>
-              <w:bottom w:w="90" w:type="dxa"/>
-              <w:left w:w="130" w:type="dxa"/>
-              <w:right w:w="130" w:type="dxa"/>
+              <w:top w:w="70" w:type="dxa"/>
+              <w:bottom w:w="70" w:type="dxa"/>
+              <w:left w:w="100" w:type="dxa"/>
+              <w:right w:w="100" w:type="dxa"/>
             </w:tcMar>
           </w:tcPr>
           <w:p>
@@ -1783,7 +1767,7 @@
                 <w:rFonts w:ascii="Times New Roman" w:hAnsi="Times New Roman"/>
                 <w:b w:val="0"/>
                 <w:color w:val="000000"/>
-                <w:sz w:val="19"/>
+                <w:sz w:val="17"/>
               </w:rPr>
               <w:t>SP1</w:t>
             </w:r>
@@ -1794,10 +1778,10 @@
             <w:tcW w:type="dxa" w:w="2160"/>
             <w:vAlign w:val="center"/>
             <w:tcMar>
-              <w:top w:w="90" w:type="dxa"/>
-              <w:bottom w:w="90" w:type="dxa"/>
-              <w:left w:w="130" w:type="dxa"/>
-              <w:right w:w="130" w:type="dxa"/>
+              <w:top w:w="70" w:type="dxa"/>
+              <w:bottom w:w="70" w:type="dxa"/>
+              <w:left w:w="100" w:type="dxa"/>
+              <w:right w:w="100" w:type="dxa"/>
             </w:tcMar>
           </w:tcPr>
           <w:p>
@@ -1811,7 +1795,7 @@
                 <w:rFonts w:ascii="Times New Roman" w:hAnsi="Times New Roman"/>
                 <w:b w:val="0"/>
                 <w:color w:val="000000"/>
-                <w:sz w:val="19"/>
+                <w:sz w:val="17"/>
               </w:rPr>
               <w:t>56</w:t>
             </w:r>
@@ -1822,10 +1806,10 @@
             <w:tcW w:type="dxa" w:w="2160"/>
             <w:vAlign w:val="center"/>
             <w:tcMar>
-              <w:top w:w="90" w:type="dxa"/>
-              <w:bottom w:w="90" w:type="dxa"/>
-              <w:left w:w="130" w:type="dxa"/>
-              <w:right w:w="130" w:type="dxa"/>
+              <w:top w:w="70" w:type="dxa"/>
+              <w:bottom w:w="70" w:type="dxa"/>
+              <w:left w:w="100" w:type="dxa"/>
+              <w:right w:w="100" w:type="dxa"/>
             </w:tcMar>
           </w:tcPr>
           <w:p>
@@ -1839,7 +1823,7 @@
                 <w:rFonts w:ascii="Times New Roman" w:hAnsi="Times New Roman"/>
                 <w:b w:val="0"/>
                 <w:color w:val="000000"/>
-                <w:sz w:val="19"/>
+                <w:sz w:val="17"/>
               </w:rPr>
               <w:t>2036</w:t>
             </w:r>
@@ -1850,10 +1834,10 @@
             <w:tcW w:type="dxa" w:w="2160"/>
             <w:vAlign w:val="center"/>
             <w:tcMar>
-              <w:top w:w="90" w:type="dxa"/>
-              <w:bottom w:w="90" w:type="dxa"/>
-              <w:left w:w="130" w:type="dxa"/>
-              <w:right w:w="130" w:type="dxa"/>
+              <w:top w:w="70" w:type="dxa"/>
+              <w:bottom w:w="70" w:type="dxa"/>
+              <w:left w:w="100" w:type="dxa"/>
+              <w:right w:w="100" w:type="dxa"/>
             </w:tcMar>
           </w:tcPr>
           <w:p>
@@ -1867,7 +1851,7 @@
                 <w:rFonts w:ascii="Times New Roman" w:hAnsi="Times New Roman"/>
                 <w:b w:val="0"/>
                 <w:color w:val="000000"/>
-                <w:sz w:val="19"/>
+                <w:sz w:val="17"/>
               </w:rPr>
               <w:t>59043</w:t>
             </w:r>
@@ -1878,10 +1862,10 @@
             <w:tcW w:type="dxa" w:w="2160"/>
             <w:vAlign w:val="center"/>
             <w:tcMar>
-              <w:top w:w="90" w:type="dxa"/>
-              <w:bottom w:w="90" w:type="dxa"/>
-              <w:left w:w="130" w:type="dxa"/>
-              <w:right w:w="130" w:type="dxa"/>
+              <w:top w:w="70" w:type="dxa"/>
+              <w:bottom w:w="70" w:type="dxa"/>
+              <w:left w:w="100" w:type="dxa"/>
+              <w:right w:w="100" w:type="dxa"/>
             </w:tcMar>
           </w:tcPr>
           <w:p>
@@ -1895,7 +1879,7 @@
                 <w:rFonts w:ascii="Times New Roman" w:hAnsi="Times New Roman"/>
                 <w:b w:val="0"/>
                 <w:color w:val="000000"/>
-                <w:sz w:val="19"/>
+                <w:sz w:val="17"/>
               </w:rPr>
               <w:t>2.72</w:t>
             </w:r>
@@ -1906,10 +1890,10 @@
             <w:tcW w:type="dxa" w:w="2160"/>
             <w:vAlign w:val="center"/>
             <w:tcMar>
-              <w:top w:w="90" w:type="dxa"/>
-              <w:bottom w:w="90" w:type="dxa"/>
-              <w:left w:w="130" w:type="dxa"/>
-              <w:right w:w="130" w:type="dxa"/>
+              <w:top w:w="70" w:type="dxa"/>
+              <w:bottom w:w="70" w:type="dxa"/>
+              <w:left w:w="100" w:type="dxa"/>
+              <w:right w:w="100" w:type="dxa"/>
             </w:tcMar>
           </w:tcPr>
           <w:p>
@@ -1923,7 +1907,7 @@
                 <w:rFonts w:ascii="Times New Roman" w:hAnsi="Times New Roman"/>
                 <w:b w:val="0"/>
                 <w:color w:val="000000"/>
-                <w:sz w:val="19"/>
+                <w:sz w:val="17"/>
               </w:rPr>
               <w:t>38.42</w:t>
             </w:r>
@@ -1936,10 +1920,10 @@
             <w:tcW w:type="dxa" w:w="2160"/>
             <w:vAlign w:val="center"/>
             <w:tcMar>
-              <w:top w:w="90" w:type="dxa"/>
-              <w:bottom w:w="90" w:type="dxa"/>
-              <w:left w:w="130" w:type="dxa"/>
-              <w:right w:w="130" w:type="dxa"/>
+              <w:top w:w="70" w:type="dxa"/>
+              <w:bottom w:w="70" w:type="dxa"/>
+              <w:left w:w="100" w:type="dxa"/>
+              <w:right w:w="100" w:type="dxa"/>
             </w:tcMar>
           </w:tcPr>
           <w:p>
@@ -1953,7 +1937,7 @@
                 <w:rFonts w:ascii="Times New Roman" w:hAnsi="Times New Roman"/>
                 <w:b w:val="0"/>
                 <w:color w:val="000000"/>
-                <w:sz w:val="19"/>
+                <w:sz w:val="17"/>
               </w:rPr>
               <w:t>SIN3A</w:t>
             </w:r>
@@ -1964,10 +1948,10 @@
             <w:tcW w:type="dxa" w:w="2160"/>
             <w:vAlign w:val="center"/>
             <w:tcMar>
-              <w:top w:w="90" w:type="dxa"/>
-              <w:bottom w:w="90" w:type="dxa"/>
-              <w:left w:w="130" w:type="dxa"/>
-              <w:right w:w="130" w:type="dxa"/>
+              <w:top w:w="70" w:type="dxa"/>
+              <w:bottom w:w="70" w:type="dxa"/>
+              <w:left w:w="100" w:type="dxa"/>
+              <w:right w:w="100" w:type="dxa"/>
             </w:tcMar>
           </w:tcPr>
           <w:p>
@@ -1981,7 +1965,7 @@
                 <w:rFonts w:ascii="Times New Roman" w:hAnsi="Times New Roman"/>
                 <w:b w:val="0"/>
                 <w:color w:val="000000"/>
-                <w:sz w:val="19"/>
+                <w:sz w:val="17"/>
               </w:rPr>
               <w:t>50</w:t>
             </w:r>
@@ -1992,10 +1976,10 @@
             <w:tcW w:type="dxa" w:w="2160"/>
             <w:vAlign w:val="center"/>
             <w:tcMar>
-              <w:top w:w="90" w:type="dxa"/>
-              <w:bottom w:w="90" w:type="dxa"/>
-              <w:left w:w="130" w:type="dxa"/>
-              <w:right w:w="130" w:type="dxa"/>
+              <w:top w:w="70" w:type="dxa"/>
+              <w:bottom w:w="70" w:type="dxa"/>
+              <w:left w:w="100" w:type="dxa"/>
+              <w:right w:w="100" w:type="dxa"/>
             </w:tcMar>
           </w:tcPr>
           <w:p>
@@ -2009,7 +1993,7 @@
                 <w:rFonts w:ascii="Times New Roman" w:hAnsi="Times New Roman"/>
                 <w:b w:val="0"/>
                 <w:color w:val="000000"/>
-                <w:sz w:val="19"/>
+                <w:sz w:val="17"/>
               </w:rPr>
               <w:t>1997</w:t>
             </w:r>
@@ -2020,10 +2004,10 @@
             <w:tcW w:type="dxa" w:w="2160"/>
             <w:vAlign w:val="center"/>
             <w:tcMar>
-              <w:top w:w="90" w:type="dxa"/>
-              <w:bottom w:w="90" w:type="dxa"/>
-              <w:left w:w="130" w:type="dxa"/>
-              <w:right w:w="130" w:type="dxa"/>
+              <w:top w:w="70" w:type="dxa"/>
+              <w:bottom w:w="70" w:type="dxa"/>
+              <w:left w:w="100" w:type="dxa"/>
+              <w:right w:w="100" w:type="dxa"/>
             </w:tcMar>
           </w:tcPr>
           <w:p>
@@ -2037,7 +2021,7 @@
                 <w:rFonts w:ascii="Times New Roman" w:hAnsi="Times New Roman"/>
                 <w:b w:val="0"/>
                 <w:color w:val="000000"/>
-                <w:sz w:val="19"/>
+                <w:sz w:val="17"/>
               </w:rPr>
               <w:t>55113</w:t>
             </w:r>
@@ -2048,10 +2032,10 @@
             <w:tcW w:type="dxa" w:w="2160"/>
             <w:vAlign w:val="center"/>
             <w:tcMar>
-              <w:top w:w="90" w:type="dxa"/>
-              <w:bottom w:w="90" w:type="dxa"/>
-              <w:left w:w="130" w:type="dxa"/>
-              <w:right w:w="130" w:type="dxa"/>
+              <w:top w:w="70" w:type="dxa"/>
+              <w:bottom w:w="70" w:type="dxa"/>
+              <w:left w:w="100" w:type="dxa"/>
+              <w:right w:w="100" w:type="dxa"/>
             </w:tcMar>
           </w:tcPr>
           <w:p>
@@ -2065,7 +2049,7 @@
                 <w:rFonts w:ascii="Times New Roman" w:hAnsi="Times New Roman"/>
                 <w:b w:val="0"/>
                 <w:color w:val="000000"/>
-                <w:sz w:val="19"/>
+                <w:sz w:val="17"/>
               </w:rPr>
               <w:t>3.11</w:t>
             </w:r>
@@ -2076,10 +2060,10 @@
             <w:tcW w:type="dxa" w:w="2160"/>
             <w:vAlign w:val="center"/>
             <w:tcMar>
-              <w:top w:w="90" w:type="dxa"/>
-              <w:bottom w:w="90" w:type="dxa"/>
-              <w:left w:w="130" w:type="dxa"/>
-              <w:right w:w="130" w:type="dxa"/>
+              <w:top w:w="70" w:type="dxa"/>
+              <w:bottom w:w="70" w:type="dxa"/>
+              <w:left w:w="100" w:type="dxa"/>
+              <w:right w:w="100" w:type="dxa"/>
             </w:tcMar>
           </w:tcPr>
           <w:p>
@@ -2093,7 +2077,7 @@
                 <w:rFonts w:ascii="Times New Roman" w:hAnsi="Times New Roman"/>
                 <w:b w:val="0"/>
                 <w:color w:val="000000"/>
-                <w:sz w:val="19"/>
+                <w:sz w:val="17"/>
               </w:rPr>
               <w:t>34.04</w:t>
             </w:r>
@@ -2106,10 +2090,10 @@
             <w:tcW w:type="dxa" w:w="2160"/>
             <w:vAlign w:val="center"/>
             <w:tcMar>
-              <w:top w:w="90" w:type="dxa"/>
-              <w:bottom w:w="90" w:type="dxa"/>
-              <w:left w:w="130" w:type="dxa"/>
-              <w:right w:w="130" w:type="dxa"/>
+              <w:top w:w="70" w:type="dxa"/>
+              <w:bottom w:w="70" w:type="dxa"/>
+              <w:left w:w="100" w:type="dxa"/>
+              <w:right w:w="100" w:type="dxa"/>
             </w:tcMar>
           </w:tcPr>
           <w:p>
@@ -2123,7 +2107,7 @@
                 <w:rFonts w:ascii="Times New Roman" w:hAnsi="Times New Roman"/>
                 <w:b w:val="0"/>
                 <w:color w:val="000000"/>
-                <w:sz w:val="19"/>
+                <w:sz w:val="17"/>
               </w:rPr>
               <w:t>FOS</w:t>
             </w:r>
@@ -2134,10 +2118,10 @@
             <w:tcW w:type="dxa" w:w="2160"/>
             <w:vAlign w:val="center"/>
             <w:tcMar>
-              <w:top w:w="90" w:type="dxa"/>
-              <w:bottom w:w="90" w:type="dxa"/>
-              <w:left w:w="130" w:type="dxa"/>
-              <w:right w:w="130" w:type="dxa"/>
+              <w:top w:w="70" w:type="dxa"/>
+              <w:bottom w:w="70" w:type="dxa"/>
+              <w:left w:w="100" w:type="dxa"/>
+              <w:right w:w="100" w:type="dxa"/>
             </w:tcMar>
           </w:tcPr>
           <w:p>
@@ -2151,7 +2135,7 @@
                 <w:rFonts w:ascii="Times New Roman" w:hAnsi="Times New Roman"/>
                 <w:b w:val="0"/>
                 <w:color w:val="000000"/>
-                <w:sz w:val="19"/>
+                <w:sz w:val="17"/>
               </w:rPr>
               <w:t>52</w:t>
             </w:r>
@@ -2162,10 +2146,10 @@
             <w:tcW w:type="dxa" w:w="2160"/>
             <w:vAlign w:val="center"/>
             <w:tcMar>
-              <w:top w:w="90" w:type="dxa"/>
-              <w:bottom w:w="90" w:type="dxa"/>
-              <w:left w:w="130" w:type="dxa"/>
-              <w:right w:w="130" w:type="dxa"/>
+              <w:top w:w="70" w:type="dxa"/>
+              <w:bottom w:w="70" w:type="dxa"/>
+              <w:left w:w="100" w:type="dxa"/>
+              <w:right w:w="100" w:type="dxa"/>
             </w:tcMar>
           </w:tcPr>
           <w:p>
@@ -2179,7 +2163,7 @@
                 <w:rFonts w:ascii="Times New Roman" w:hAnsi="Times New Roman"/>
                 <w:b w:val="0"/>
                 <w:color w:val="000000"/>
-                <w:sz w:val="19"/>
+                <w:sz w:val="17"/>
               </w:rPr>
               <w:t>2030</w:t>
             </w:r>
@@ -2190,10 +2174,10 @@
             <w:tcW w:type="dxa" w:w="2160"/>
             <w:vAlign w:val="center"/>
             <w:tcMar>
-              <w:top w:w="90" w:type="dxa"/>
-              <w:bottom w:w="90" w:type="dxa"/>
-              <w:left w:w="130" w:type="dxa"/>
-              <w:right w:w="130" w:type="dxa"/>
+              <w:top w:w="70" w:type="dxa"/>
+              <w:bottom w:w="70" w:type="dxa"/>
+              <w:left w:w="100" w:type="dxa"/>
+              <w:right w:w="100" w:type="dxa"/>
             </w:tcMar>
           </w:tcPr>
           <w:p>
@@ -2207,7 +2191,7 @@
                 <w:rFonts w:ascii="Times New Roman" w:hAnsi="Times New Roman"/>
                 <w:b w:val="0"/>
                 <w:color w:val="000000"/>
-                <w:sz w:val="19"/>
+                <w:sz w:val="17"/>
               </w:rPr>
               <w:t>54762</w:t>
             </w:r>
@@ -2218,10 +2202,10 @@
             <w:tcW w:type="dxa" w:w="2160"/>
             <w:vAlign w:val="center"/>
             <w:tcMar>
-              <w:top w:w="90" w:type="dxa"/>
-              <w:bottom w:w="90" w:type="dxa"/>
-              <w:left w:w="130" w:type="dxa"/>
-              <w:right w:w="130" w:type="dxa"/>
+              <w:top w:w="70" w:type="dxa"/>
+              <w:bottom w:w="70" w:type="dxa"/>
+              <w:left w:w="100" w:type="dxa"/>
+              <w:right w:w="100" w:type="dxa"/>
             </w:tcMar>
           </w:tcPr>
           <w:p>
@@ -2235,7 +2219,7 @@
                 <w:rFonts w:ascii="Times New Roman" w:hAnsi="Times New Roman"/>
                 <w:b w:val="0"/>
                 <w:color w:val="000000"/>
-                <w:sz w:val="19"/>
+                <w:sz w:val="17"/>
               </w:rPr>
               <w:t>2.84</w:t>
             </w:r>
@@ -2246,10 +2230,10 @@
             <w:tcW w:type="dxa" w:w="2160"/>
             <w:vAlign w:val="center"/>
             <w:tcMar>
-              <w:top w:w="90" w:type="dxa"/>
-              <w:bottom w:w="90" w:type="dxa"/>
-              <w:left w:w="130" w:type="dxa"/>
-              <w:right w:w="130" w:type="dxa"/>
+              <w:top w:w="70" w:type="dxa"/>
+              <w:bottom w:w="70" w:type="dxa"/>
+              <w:left w:w="100" w:type="dxa"/>
+              <w:right w:w="100" w:type="dxa"/>
             </w:tcMar>
           </w:tcPr>
           <w:p>
@@ -2263,7 +2247,7 @@
                 <w:rFonts w:ascii="Times New Roman" w:hAnsi="Times New Roman"/>
                 <w:b w:val="0"/>
                 <w:color w:val="000000"/>
-                <w:sz w:val="19"/>
+                <w:sz w:val="17"/>
               </w:rPr>
               <w:t>47.84</w:t>
             </w:r>
@@ -2273,7 +2257,7 @@
     </w:tbl>
     <w:p>
       <w:pPr>
-        <w:spacing w:before="80" w:after="80" w:line="276" w:lineRule="auto"/>
+        <w:spacing w:before="120" w:after="80" w:line="276" w:lineRule="auto"/>
         <w:jc w:val="both"/>
       </w:pPr>
       <w:r>
@@ -2282,9 +2266,9 @@
           <w:b w:val="0"/>
           <w:i w:val="0"/>
           <w:color w:val="000000"/>
-          <w:sz w:val="19"/>
+          <w:sz w:val="18"/>
         </w:rPr>
-        <w:t>Note: Top 12 causal regulators ranked by total causal outgoing edges shown. Complete 20-regulator matrix provided in Supplementary Table 3.</w:t>
+        <w:t>Note: Top 12 causal regulators ranked by total causal outgoing edges shown. Complete multi-million causal edge matrix provided in Supplementary Data 3.</w:t>
       </w:r>
     </w:p>
     <w:sectPr>
